--- a/src/templates/documents/termo_responsabilidade.docx
+++ b/src/templates/documents/termo_responsabilidade.docx
@@ -116,7 +116,7 @@
           </mc:Choice>
           <mc:Fallback>
             <w:pict>
-              <v:group w14:anchorId="3F5560C8" id="Group 1" o:spid="_x0000_s1026" style="position:absolute;margin-left:6.75pt;margin-top:21.35pt;width:586.15pt;height:819.85pt;z-index:-15758336;mso-wrap-distance-left:0;mso-wrap-distance-right:0;mso-position-horizontal-relative:page;mso-position-vertical-relative:page" coordsize="74441,104120" o:gfxdata="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">
+              <v:group w14:anchorId="3B10B061" id="Group 1" o:spid="_x0000_s1026" style="position:absolute;margin-left:6.75pt;margin-top:21.35pt;width:586.15pt;height:819.85pt;z-index:-15758336;mso-wrap-distance-left:0;mso-wrap-distance-right:0;mso-position-horizontal-relative:page;mso-position-vertical-relative:page" coordsize="74441,104120" o:gfxdata="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">
                 <v:shapetype id="_x0000_t75" coordsize="21600,21600" o:spt="75" o:preferrelative="t" path="m@4@5l@4@11@9@11@9@5xe" filled="f" stroked="f">
                   <v:stroke joinstyle="miter"/>
                   <v:formulas>
@@ -224,21 +224,7 @@
         <w:rPr>
           <w:w w:val="105"/>
         </w:rPr>
-        <w:t xml:space="preserve">Por este Termo de Responsabilidade, comprometo-me a comunicar ao INSS qualquer evento que possa anular esta Procuração, no prazo de trinta dias, a contar da data que o mesmo ocorra, principalmente o óbito do segurado / pensionista, mediante apresentação da </w:t>
-      </w:r>
-      <w:proofErr w:type="spellStart"/>
-      <w:r>
-        <w:rPr>
-          <w:w w:val="105"/>
-        </w:rPr>
-        <w:t>respectiva</w:t>
-      </w:r>
-      <w:proofErr w:type="spellEnd"/>
-      <w:r>
-        <w:rPr>
-          <w:w w:val="105"/>
-        </w:rPr>
-        <w:t xml:space="preserve"> certidão.</w:t>
+        <w:t>Por este Termo de Responsabilidade, comprometo-me a comunicar ao INSS qualquer evento que possa anular esta Procuração, no prazo de trinta dias, a contar da data que o mesmo ocorra, principalmente o óbito do segurado / pensionista, mediante apresentação da respectiva certidão.</w:t>
       </w:r>
     </w:p>
     <w:p>
@@ -421,21 +407,7 @@
         <w:rPr>
           <w:w w:val="105"/>
         </w:rPr>
-        <w:t xml:space="preserve">previstas nos </w:t>
-      </w:r>
-      <w:proofErr w:type="spellStart"/>
-      <w:r>
-        <w:rPr>
-          <w:w w:val="105"/>
-        </w:rPr>
-        <w:t>arts</w:t>
-      </w:r>
-      <w:proofErr w:type="spellEnd"/>
-      <w:r>
-        <w:rPr>
-          <w:w w:val="105"/>
-        </w:rPr>
-        <w:t>. 1 71 e 299, ambos do Código Penal.</w:t>
+        <w:t>previstas nos arts. 1 71 e 299, ambos do Código Penal.</w:t>
       </w:r>
     </w:p>
     <w:p>
@@ -475,13 +447,19 @@
         <w:rPr>
           <w:sz w:val="28"/>
         </w:rPr>
-        <w:t>{{cidade}</w:t>
-      </w:r>
-      <w:r>
-        <w:rPr>
-          <w:sz w:val="28"/>
-        </w:rPr>
-        <w:t>,</w:t>
+        <w:t>{{</w:t>
+      </w:r>
+      <w:r>
+        <w:rPr>
+          <w:sz w:val="28"/>
+        </w:rPr>
+        <w:t>city</w:t>
+      </w:r>
+      <w:r>
+        <w:rPr>
+          <w:sz w:val="28"/>
+        </w:rPr>
+        <w:t>},</w:t>
       </w:r>
       <w:r>
         <w:rPr>
@@ -497,14 +475,12 @@
         </w:rPr>
         <w:t>{{</w:t>
       </w:r>
-      <w:proofErr w:type="spellStart"/>
-      <w:r>
-        <w:rPr>
-          <w:sz w:val="28"/>
-        </w:rPr>
-        <w:t>data_atual</w:t>
-      </w:r>
-      <w:proofErr w:type="spellEnd"/>
+      <w:r>
+        <w:rPr>
+          <w:sz w:val="28"/>
+        </w:rPr>
+        <w:t xml:space="preserve">date </w:t>
+      </w:r>
       <w:r>
         <w:rPr>
           <w:sz w:val="28"/>
@@ -584,13 +560,8 @@
         </w:rPr>
         <w:t xml:space="preserve"> </w:t>
       </w:r>
-      <w:proofErr w:type="spellStart"/>
-      <w:r>
-        <w:t>Junior</w:t>
-      </w:r>
-      <w:proofErr w:type="spellEnd"/>
-      <w:r>
-        <w:t xml:space="preserve"> OAB 11700</w:t>
+      <w:r>
+        <w:t>Junior OAB 11700</w:t>
       </w:r>
     </w:p>
     <w:p>
@@ -713,23 +684,13 @@
           <w:sz w:val="20"/>
         </w:rPr>
       </w:pPr>
-      <w:proofErr w:type="spellStart"/>
       <w:r>
         <w:rPr>
           <w:rFonts w:ascii="Palatino Linotype" w:hAnsi="Palatino Linotype"/>
           <w:b/>
           <w:sz w:val="20"/>
         </w:rPr>
-        <w:t>Art</w:t>
-      </w:r>
-      <w:proofErr w:type="spellEnd"/>
-      <w:r>
-        <w:rPr>
-          <w:rFonts w:ascii="Palatino Linotype" w:hAnsi="Palatino Linotype"/>
-          <w:b/>
-          <w:sz w:val="20"/>
-        </w:rPr>
-        <w:t>. 171. Obter, para si ou para outrem, vantagem ilícita, em prejuízo alheio, induzindo ou manter alguém em erro, mediante artificio, ardil ou qualquer outro meio fraudulento.</w:t>
+        <w:t>Art. 171. Obter, para si ou para outrem, vantagem ilícita, em prejuízo alheio, induzindo ou manter alguém em erro, mediante artificio, ardil ou qualquer outro meio fraudulento.</w:t>
       </w:r>
     </w:p>
     <w:p>
@@ -743,23 +704,13 @@
           <w:sz w:val="20"/>
         </w:rPr>
       </w:pPr>
-      <w:proofErr w:type="spellStart"/>
       <w:r>
         <w:rPr>
           <w:rFonts w:ascii="Palatino Linotype" w:hAnsi="Palatino Linotype"/>
           <w:b/>
           <w:sz w:val="20"/>
         </w:rPr>
-        <w:t>Art</w:t>
-      </w:r>
-      <w:proofErr w:type="spellEnd"/>
-      <w:r>
-        <w:rPr>
-          <w:rFonts w:ascii="Palatino Linotype" w:hAnsi="Palatino Linotype"/>
-          <w:b/>
-          <w:sz w:val="20"/>
-        </w:rPr>
-        <w:t>. 299. Omitir, em documento público ou particular, declaração que devia constar, ou nele inserir ou fazer inserir declaração falsa ou diversa da que devia ser escrita, com o fim de prejudicar direito, criar, obrigação ou alterar a verdade sobre fato juridicamente relevante.</w:t>
+        <w:t>Art. 299. Omitir, em documento público ou particular, declaração que devia constar, ou nele inserir ou fazer inserir declaração falsa ou diversa da que devia ser escrita, com o fim de prejudicar direito, criar, obrigação ou alterar a verdade sobre fato juridicamente relevante.</w:t>
       </w:r>
     </w:p>
     <w:sectPr>

--- a/src/templates/documents/termo_responsabilidade.docx
+++ b/src/templates/documents/termo_responsabilidade.docx
@@ -116,7 +116,7 @@
           </mc:Choice>
           <mc:Fallback>
             <w:pict>
-              <v:group w14:anchorId="3B10B061" id="Group 1" o:spid="_x0000_s1026" style="position:absolute;margin-left:6.75pt;margin-top:21.35pt;width:586.15pt;height:819.85pt;z-index:-15758336;mso-wrap-distance-left:0;mso-wrap-distance-right:0;mso-position-horizontal-relative:page;mso-position-vertical-relative:page" coordsize="74441,104120" o:gfxdata="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">
+              <v:group w14:anchorId="6C362F53" id="Group 1" o:spid="_x0000_s1026" style="position:absolute;margin-left:6.75pt;margin-top:21.35pt;width:586.15pt;height:819.85pt;z-index:-15758336;mso-wrap-distance-left:0;mso-wrap-distance-right:0;mso-position-horizontal-relative:page;mso-position-vertical-relative:page" coordsize="74441,104120" o:gfxdata="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">
                 <v:shapetype id="_x0000_t75" coordsize="21600,21600" o:spt="75" o:preferrelative="t" path="m@4@5l@4@11@9@11@9@5xe" filled="f" stroked="f">
                   <v:stroke joinstyle="miter"/>
                   <v:formulas>
@@ -224,7 +224,21 @@
         <w:rPr>
           <w:w w:val="105"/>
         </w:rPr>
-        <w:t>Por este Termo de Responsabilidade, comprometo-me a comunicar ao INSS qualquer evento que possa anular esta Procuração, no prazo de trinta dias, a contar da data que o mesmo ocorra, principalmente o óbito do segurado / pensionista, mediante apresentação da respectiva certidão.</w:t>
+        <w:t xml:space="preserve">Por este Termo de Responsabilidade, comprometo-me a comunicar ao INSS qualquer evento que possa anular esta Procuração, no prazo de trinta dias, a contar da data que o mesmo ocorra, principalmente o óbito do segurado / pensionista, mediante apresentação da </w:t>
+      </w:r>
+      <w:proofErr w:type="spellStart"/>
+      <w:r>
+        <w:rPr>
+          <w:w w:val="105"/>
+        </w:rPr>
+        <w:t>respectiva</w:t>
+      </w:r>
+      <w:proofErr w:type="spellEnd"/>
+      <w:r>
+        <w:rPr>
+          <w:w w:val="105"/>
+        </w:rPr>
+        <w:t xml:space="preserve"> certidão.</w:t>
       </w:r>
     </w:p>
     <w:p>
@@ -407,7 +421,21 @@
         <w:rPr>
           <w:w w:val="105"/>
         </w:rPr>
-        <w:t>previstas nos arts. 1 71 e 299, ambos do Código Penal.</w:t>
+        <w:t xml:space="preserve">previstas nos </w:t>
+      </w:r>
+      <w:proofErr w:type="spellStart"/>
+      <w:r>
+        <w:rPr>
+          <w:w w:val="105"/>
+        </w:rPr>
+        <w:t>arts</w:t>
+      </w:r>
+      <w:proofErr w:type="spellEnd"/>
+      <w:r>
+        <w:rPr>
+          <w:w w:val="105"/>
+        </w:rPr>
+        <w:t>. 1 71 e 299, ambos do Código Penal.</w:t>
       </w:r>
     </w:p>
     <w:p>
@@ -449,11 +477,19 @@
         </w:rPr>
         <w:t>{{</w:t>
       </w:r>
+      <w:proofErr w:type="spellStart"/>
       <w:r>
         <w:rPr>
           <w:sz w:val="28"/>
         </w:rPr>
         <w:t>city</w:t>
+      </w:r>
+      <w:proofErr w:type="spellEnd"/>
+      <w:r>
+        <w:rPr>
+          <w:sz w:val="28"/>
+        </w:rPr>
+        <w:t>}</w:t>
       </w:r>
       <w:r>
         <w:rPr>
@@ -479,7 +515,7 @@
         <w:rPr>
           <w:sz w:val="28"/>
         </w:rPr>
-        <w:t xml:space="preserve">date </w:t>
+        <w:t>date</w:t>
       </w:r>
       <w:r>
         <w:rPr>
@@ -560,8 +596,13 @@
         </w:rPr>
         <w:t xml:space="preserve"> </w:t>
       </w:r>
-      <w:r>
-        <w:t>Junior OAB 11700</w:t>
+      <w:proofErr w:type="spellStart"/>
+      <w:r>
+        <w:t>Junior</w:t>
+      </w:r>
+      <w:proofErr w:type="spellEnd"/>
+      <w:r>
+        <w:t xml:space="preserve"> OAB 11700</w:t>
       </w:r>
     </w:p>
     <w:p>
@@ -684,13 +725,23 @@
           <w:sz w:val="20"/>
         </w:rPr>
       </w:pPr>
+      <w:proofErr w:type="spellStart"/>
       <w:r>
         <w:rPr>
           <w:rFonts w:ascii="Palatino Linotype" w:hAnsi="Palatino Linotype"/>
           <w:b/>
           <w:sz w:val="20"/>
         </w:rPr>
-        <w:t>Art. 171. Obter, para si ou para outrem, vantagem ilícita, em prejuízo alheio, induzindo ou manter alguém em erro, mediante artificio, ardil ou qualquer outro meio fraudulento.</w:t>
+        <w:t>Art</w:t>
+      </w:r>
+      <w:proofErr w:type="spellEnd"/>
+      <w:r>
+        <w:rPr>
+          <w:rFonts w:ascii="Palatino Linotype" w:hAnsi="Palatino Linotype"/>
+          <w:b/>
+          <w:sz w:val="20"/>
+        </w:rPr>
+        <w:t>. 171. Obter, para si ou para outrem, vantagem ilícita, em prejuízo alheio, induzindo ou manter alguém em erro, mediante artificio, ardil ou qualquer outro meio fraudulento.</w:t>
       </w:r>
     </w:p>
     <w:p>
@@ -704,13 +755,23 @@
           <w:sz w:val="20"/>
         </w:rPr>
       </w:pPr>
+      <w:proofErr w:type="spellStart"/>
       <w:r>
         <w:rPr>
           <w:rFonts w:ascii="Palatino Linotype" w:hAnsi="Palatino Linotype"/>
           <w:b/>
           <w:sz w:val="20"/>
         </w:rPr>
-        <w:t>Art. 299. Omitir, em documento público ou particular, declaração que devia constar, ou nele inserir ou fazer inserir declaração falsa ou diversa da que devia ser escrita, com o fim de prejudicar direito, criar, obrigação ou alterar a verdade sobre fato juridicamente relevante.</w:t>
+        <w:t>Art</w:t>
+      </w:r>
+      <w:proofErr w:type="spellEnd"/>
+      <w:r>
+        <w:rPr>
+          <w:rFonts w:ascii="Palatino Linotype" w:hAnsi="Palatino Linotype"/>
+          <w:b/>
+          <w:sz w:val="20"/>
+        </w:rPr>
+        <w:t>. 299. Omitir, em documento público ou particular, declaração que devia constar, ou nele inserir ou fazer inserir declaração falsa ou diversa da que devia ser escrita, com o fim de prejudicar direito, criar, obrigação ou alterar a verdade sobre fato juridicamente relevante.</w:t>
       </w:r>
     </w:p>
     <w:sectPr>
